--- a/backend_api/templates/presentation_port_captancy_aceros.docx
+++ b/backend_api/templates/presentation_port_captancy_aceros.docx
@@ -14,6 +14,7 @@
             </w14:srgbClr>
           </w14:shadow>
         </w:rPr>
+        <w:jc w:val="center"/>
       </w:pPr>
       <w:r>
         <w:rPr>
@@ -283,6 +284,7 @@
           <w:sz w:val="32"/>
           <w:szCs w:val="32"/>
         </w:rPr>
+        <w:jc w:val="center"/>
       </w:pPr>
       <w:r>
         <w:rPr>
@@ -293,7 +295,7 @@
           <w:sz w:val="32"/>
           <w:szCs w:val="32"/>
         </w:rPr>
-        <w:t xml:space="preserve">                                {</w:t>
+        <w:t xml:space="preserve">{</w:t>
       </w:r>
       <w:r>
         <w:rPr>
@@ -328,18 +330,8 @@
           <w:sz w:val="32"/>
           <w:szCs w:val="32"/>
         </w:rPr>
+        <w:jc w:val="center"/>
       </w:pPr>
-      <w:r>
-        <w:rPr>
-          <w:rFonts w:ascii="Arial" w:hAnsi="Arial" w:cs="Arial"/>
-          <w:b/>
-          <w:bCs/>
-          <w:color w:val="000000"/>
-          <w:sz w:val="32"/>
-          <w:szCs w:val="32"/>
-        </w:rPr>
-        <w:t xml:space="preserve">                                      </w:t>
-      </w:r>
       <w:proofErr w:type="gramStart"/>
       <w:r>
         <w:rPr>
@@ -399,18 +391,8 @@
           <w:sz w:val="32"/>
           <w:szCs w:val="32"/>
         </w:rPr>
+        <w:jc w:val="center"/>
       </w:pPr>
-      <w:r>
-        <w:rPr>
-          <w:rFonts w:ascii="Arial" w:hAnsi="Arial" w:cs="Arial"/>
-          <w:b/>
-          <w:bCs/>
-          <w:color w:val="000000"/>
-          <w:sz w:val="32"/>
-          <w:szCs w:val="32"/>
-        </w:rPr>
-        <w:t xml:space="preserve">                                      </w:t>
-      </w:r>
       <w:proofErr w:type="gramStart"/>
       <w:r>
         <w:rPr>
@@ -611,6 +593,7 @@
           <w:sz w:val="32"/>
           <w:szCs w:val="32"/>
         </w:rPr>
+        <w:jc w:val="center"/>
       </w:pPr>
       <w:r>
         <w:rPr>
